--- a/engine/scem_study/SCEM_Valuation_Study_10-09-2026_public.docx
+++ b/engine/scem_study/SCEM_Valuation_Study_10-09-2026_public.docx
@@ -11981,7 +11981,7 @@
                 <w:color w:val="1C3A36"/>
                 <w:sz w:val="18"/>
               </w:rPr>
-              <w:t>62.14</w:t>
+              <w:t>62.56</w:t>
             </w:r>
           </w:p>
         </w:tc>
@@ -11999,7 +11999,7 @@
                 <w:color w:val="1C3A36"/>
                 <w:sz w:val="18"/>
               </w:rPr>
-              <w:t>72.94</w:t>
+              <w:t>73.50</w:t>
             </w:r>
           </w:p>
         </w:tc>
@@ -12017,7 +12017,7 @@
                 <w:color w:val="1C3A36"/>
                 <w:sz w:val="18"/>
               </w:rPr>
-              <w:t>80.17</w:t>
+              <w:t>80.47</w:t>
             </w:r>
           </w:p>
         </w:tc>
@@ -12035,7 +12035,7 @@
                 <w:color w:val="1C3A36"/>
                 <w:sz w:val="18"/>
               </w:rPr>
-              <w:t>88.18</w:t>
+              <w:t>88.10</w:t>
             </w:r>
           </w:p>
         </w:tc>
@@ -12053,7 +12053,7 @@
                 <w:color w:val="1C3A36"/>
                 <w:sz w:val="18"/>
               </w:rPr>
-              <w:t>103.50</w:t>
+              <w:t>103.47</w:t>
             </w:r>
           </w:p>
         </w:tc>
@@ -12071,7 +12071,7 @@
                 <w:color w:val="1C3A36"/>
                 <w:sz w:val="18"/>
               </w:rPr>
-              <w:t>54%</w:t>
+              <w:t>56%</w:t>
             </w:r>
           </w:p>
         </w:tc>
@@ -12108,7 +12108,7 @@
                 <w:color w:val="1C3A36"/>
                 <w:sz w:val="18"/>
               </w:rPr>
-              <w:t>52.13</w:t>
+              <w:t>52.89</w:t>
             </w:r>
           </w:p>
         </w:tc>
@@ -12126,7 +12126,7 @@
                 <w:color w:val="1C3A36"/>
                 <w:sz w:val="18"/>
               </w:rPr>
-              <w:t>69.75</w:t>
+              <w:t>70.74</w:t>
             </w:r>
           </w:p>
         </w:tc>
@@ -12144,7 +12144,7 @@
                 <w:color w:val="1C3A36"/>
                 <w:sz w:val="18"/>
               </w:rPr>
-              <w:t>82.78</w:t>
+              <w:t>83.31</w:t>
             </w:r>
           </w:p>
         </w:tc>
@@ -12162,7 +12162,7 @@
                 <w:color w:val="1C3A36"/>
                 <w:sz w:val="18"/>
               </w:rPr>
-              <w:t>98.07</w:t>
+              <w:t>98.10</w:t>
             </w:r>
           </w:p>
         </w:tc>
@@ -12180,7 +12180,7 @@
                 <w:color w:val="1C3A36"/>
                 <w:sz w:val="18"/>
               </w:rPr>
-              <w:t>131.35</w:t>
+              <w:t>130.93</w:t>
             </w:r>
           </w:p>
         </w:tc>
@@ -12198,7 +12198,7 @@
                 <w:color w:val="1C3A36"/>
                 <w:sz w:val="18"/>
               </w:rPr>
-              <w:t>57%</w:t>
+              <w:t>59%</w:t>
             </w:r>
           </w:p>
         </w:tc>

--- a/engine/scem_study/SCEM_Valuation_Study_10-09-2026_public.docx
+++ b/engine/scem_study/SCEM_Valuation_Study_10-09-2026_public.docx
@@ -63,7 +63,7 @@
     </w:p>
     <w:p>
       <w:pPr>
-        <w:spacing w:after="200" w:before="0"/>
+        <w:spacing w:after="80" w:before="0"/>
       </w:pPr>
       <w:r>
         <w:rPr>
@@ -72,7 +72,21 @@
           <w:color w:val="6E7B77"/>
           <w:sz w:val="22"/>
         </w:rPr>
-        <w:t>Egyptian Exchange · SCEM · Egyptian pounds · issued 7 September 2026, struck on the closing price of 2 September 2026</w:t>
+        <w:t>Egyptian Exchange · SCEM · Egyptian pounds</w:t>
+      </w:r>
+    </w:p>
+    <w:p>
+      <w:pPr>
+        <w:spacing w:after="200" w:before="0"/>
+      </w:pPr>
+      <w:r>
+        <w:rPr>
+          <w:b w:val="0"/>
+          <w:i w:val="0"/>
+          <w:color w:val="6E7B77"/>
+          <w:sz w:val="16"/>
+        </w:rPr>
+        <w:t>PRICE DATE 2 September 2026 — the latest known close, the price this valuation is measured against.   ISSUE DATE 10 September 2026 — the day this edition was issued. A recalibration issues a new document carrying its own issue date; the two dates are stated separately because they are not the same fact.</w:t>
       </w:r>
     </w:p>
     <w:p>
@@ -1149,20 +1163,6 @@
           <w:sz w:val="30"/>
         </w:rPr>
         <w:t>1  Fundamental valuation</w:t>
-      </w:r>
-    </w:p>
-    <w:p>
-      <w:pPr>
-        <w:spacing w:after="120" w:before="0"/>
-      </w:pPr>
-      <w:r>
-        <w:rPr>
-          <w:b w:val="0"/>
-          <w:i w:val="0"/>
-          <w:color w:val="6E7B77"/>
-          <w:sz w:val="16"/>
-        </w:rPr>
-        <w:t>PRICE DATE 2 September 2026 — the latest known close, the price this valuation is measured against.   ISSUE DATE 10 September 2026 — the day this edition was issued. A recalibration issues a new document carrying its own issue date; the two dates are stated separately because they are not the same fact.</w:t>
       </w:r>
     </w:p>
     <w:p>

--- a/engine/scem_study/SCEM_Valuation_Study_10-09-2026_public.docx
+++ b/engine/scem_study/SCEM_Valuation_Study_10-09-2026_public.docx
@@ -188,7 +188,7 @@
                 <w:color w:val="1C3A36"/>
                 <w:sz w:val="19"/>
               </w:rPr>
-              <w:t>The cash-flow lens is the answer: EGP 122.67 a share against a market price of EGP 100.50, +22.1%. Flexing the operating margin down to 8.7% takes it to EGP 22.29 — and that is not the lowest margin the company has filed but the lowest at which this remains a GOING CONCERN, because below it the terminal consumes cash for ever and would have to be valued as a liquidation rather than at a smaller number. The forecast opens above the best year the company has filed, so essentially the whole of that range is downside. The other lenses are published beside it rather than averaged into it: replacement cost EGP 94.23, an enterprise multiple EGP 62.11, and a disclosed book floor of EGP 27.12.</w:t>
+              <w:t>The cash-flow lens is the answer: EGP 133.47 a share against a market price of EGP 100.50, +32.8%. Flexing the operating margin down to 8.7% takes it to EGP 22.24 — and that is not the lowest margin the company has filed but the lowest at which this remains a GOING CONCERN, because below it the terminal consumes cash for ever and would have to be valued as a liquidation rather than at a smaller number. The forecast opens above the best year the company has filed, so essentially the whole of that range is downside. The other lenses are published beside it rather than averaged into it: replacement cost EGP 94.23, an enterprise multiple EGP 62.11, and a disclosed book floor of EGP 27.12.</w:t>
             </w:r>
           </w:p>
         </w:tc>
@@ -371,7 +371,7 @@
                 <w:color w:val="1C3A36"/>
                 <w:sz w:val="18"/>
               </w:rPr>
-              <w:t>122.67</w:t>
+              <w:t>133.47</w:t>
             </w:r>
           </w:p>
         </w:tc>
@@ -407,7 +407,7 @@
                 <w:color w:val="1C3A36"/>
                 <w:sz w:val="18"/>
               </w:rPr>
-              <w:t>+22.1%</w:t>
+              <w:t>+32.8%</w:t>
             </w:r>
           </w:p>
         </w:tc>
@@ -425,7 +425,7 @@
                 <w:color w:val="1C3A36"/>
                 <w:sz w:val="18"/>
               </w:rPr>
-              <w:t>68.2%</w:t>
+              <w:t>71.1%</w:t>
             </w:r>
           </w:p>
         </w:tc>
@@ -739,7 +739,7 @@
                 <w:color w:val="1C3A36"/>
                 <w:sz w:val="18"/>
               </w:rPr>
-              <w:t>122.67</w:t>
+              <w:t>133.47</w:t>
             </w:r>
           </w:p>
         </w:tc>
@@ -779,7 +779,7 @@
                 <w:color w:val="1C3A36"/>
                 <w:sz w:val="18"/>
               </w:rPr>
-              <w:t>+22.1%</w:t>
+              <w:t>+32.8%</w:t>
             </w:r>
           </w:p>
         </w:tc>
@@ -836,7 +836,7 @@
                 <w:color w:val="1C3A36"/>
                 <w:sz w:val="18"/>
               </w:rPr>
-              <w:t>22.29 – 122.67</w:t>
+              <w:t>22.24 – 133.47</w:t>
             </w:r>
           </w:p>
         </w:tc>
@@ -872,7 +872,7 @@
                 <w:color w:val="1C3A36"/>
                 <w:sz w:val="18"/>
               </w:rPr>
-              <w:t>-77.8% to +22.1%</w:t>
+              <w:t>-77.9% to +32.8%</w:t>
             </w:r>
           </w:p>
         </w:tc>
@@ -2641,7 +2641,7 @@
                 <w:color w:val="1C3A36"/>
                 <w:sz w:val="18"/>
               </w:rPr>
-              <w:t>0.8050</w:t>
+              <w:t>0.8064</w:t>
             </w:r>
           </w:p>
         </w:tc>
@@ -2659,7 +2659,7 @@
                 <w:color w:val="1C3A36"/>
                 <w:sz w:val="18"/>
               </w:rPr>
-              <w:t>0.6536</w:t>
+              <w:t>0.6580</w:t>
             </w:r>
           </w:p>
         </w:tc>
@@ -2677,7 +2677,7 @@
                 <w:color w:val="1C3A36"/>
                 <w:sz w:val="18"/>
               </w:rPr>
-              <w:t>0.5434</w:t>
+              <w:t>0.5512</w:t>
             </w:r>
           </w:p>
         </w:tc>
@@ -2695,7 +2695,7 @@
                 <w:color w:val="1C3A36"/>
                 <w:sz w:val="18"/>
               </w:rPr>
-              <w:t>0.4597</w:t>
+              <w:t>0.4707</w:t>
             </w:r>
           </w:p>
         </w:tc>
@@ -2750,7 +2750,7 @@
                 <w:color w:val="1C3A36"/>
                 <w:sz w:val="18"/>
               </w:rPr>
-              <w:t>2,291</w:t>
+              <w:t>2,295</w:t>
             </w:r>
           </w:p>
         </w:tc>
@@ -2768,7 +2768,7 @@
                 <w:color w:val="1C3A36"/>
                 <w:sz w:val="18"/>
               </w:rPr>
-              <w:t>1,894</w:t>
+              <w:t>1,907</w:t>
             </w:r>
           </w:p>
         </w:tc>
@@ -2786,7 +2786,7 @@
                 <w:color w:val="1C3A36"/>
                 <w:sz w:val="18"/>
               </w:rPr>
-              <w:t>1,569</w:t>
+              <w:t>1,591</w:t>
             </w:r>
           </w:p>
         </w:tc>
@@ -2804,7 +2804,7 @@
                 <w:color w:val="1C3A36"/>
                 <w:sz w:val="18"/>
               </w:rPr>
-              <w:t>1,308</w:t>
+              <w:t>1,339</w:t>
             </w:r>
           </w:p>
         </w:tc>
@@ -3052,7 +3052,7 @@
                 <w:color w:val="1C3A36"/>
                 <w:sz w:val="18"/>
               </w:rPr>
-              <w:t>24.83%</w:t>
+              <w:t>24.40%</w:t>
             </w:r>
           </w:p>
         </w:tc>
@@ -3070,7 +3070,7 @@
                 <w:color w:val="1C3A36"/>
                 <w:sz w:val="18"/>
               </w:rPr>
-              <w:t>21.52%</w:t>
+              <w:t>20.75%</w:t>
             </w:r>
           </w:p>
         </w:tc>
@@ -3088,7 +3088,7 @@
                 <w:color w:val="1C3A36"/>
                 <w:sz w:val="18"/>
               </w:rPr>
-              <w:t>19.04%</w:t>
+              <w:t>18.01%</w:t>
             </w:r>
           </w:p>
         </w:tc>
@@ -3106,7 +3106,7 @@
                 <w:color w:val="1C3A36"/>
                 <w:sz w:val="18"/>
               </w:rPr>
-              <w:t>17.38%</w:t>
+              <w:t>16.18%</w:t>
             </w:r>
           </w:p>
         </w:tc>
@@ -3161,7 +3161,7 @@
                 <w:color w:val="1C3A36"/>
                 <w:sz w:val="18"/>
               </w:rPr>
-              <w:t>0.8050</w:t>
+              <w:t>0.8064</w:t>
             </w:r>
           </w:p>
         </w:tc>
@@ -3179,7 +3179,7 @@
                 <w:color w:val="1C3A36"/>
                 <w:sz w:val="18"/>
               </w:rPr>
-              <w:t>0.6536</w:t>
+              <w:t>0.6580</w:t>
             </w:r>
           </w:p>
         </w:tc>
@@ -3197,7 +3197,7 @@
                 <w:color w:val="1C3A36"/>
                 <w:sz w:val="18"/>
               </w:rPr>
-              <w:t>0.5434</w:t>
+              <w:t>0.5512</w:t>
             </w:r>
           </w:p>
         </w:tc>
@@ -3215,7 +3215,7 @@
                 <w:color w:val="1C3A36"/>
                 <w:sz w:val="18"/>
               </w:rPr>
-              <w:t>0.4597</w:t>
+              <w:t>0.4707</w:t>
             </w:r>
           </w:p>
         </w:tc>
@@ -3371,7 +3371,7 @@
                 <w:color w:val="1C3A36"/>
                 <w:sz w:val="18"/>
               </w:rPr>
-              <w:t>8,137</w:t>
+              <w:t>8,207</w:t>
             </w:r>
           </w:p>
         </w:tc>
@@ -3389,7 +3389,7 @@
                 <w:color w:val="1C3A36"/>
                 <w:sz w:val="18"/>
               </w:rPr>
-              <w:t>31.20</w:t>
+              <w:t>31.47</w:t>
             </w:r>
           </w:p>
         </w:tc>
@@ -3426,7 +3426,7 @@
                 <w:color w:val="1C3A36"/>
                 <w:sz w:val="18"/>
               </w:rPr>
-              <w:t>17,421</w:t>
+              <w:t>20,169</w:t>
             </w:r>
           </w:p>
         </w:tc>
@@ -3444,7 +3444,7 @@
                 <w:color w:val="1C3A36"/>
                 <w:sz w:val="18"/>
               </w:rPr>
-              <w:t>66.80</w:t>
+              <w:t>77.33</w:t>
             </w:r>
           </w:p>
         </w:tc>
@@ -3481,7 +3481,7 @@
                 <w:color w:val="1C3A36"/>
                 <w:sz w:val="18"/>
               </w:rPr>
-              <w:t>25,558</w:t>
+              <w:t>28,376</w:t>
             </w:r>
           </w:p>
         </w:tc>
@@ -3499,7 +3499,7 @@
                 <w:color w:val="1C3A36"/>
                 <w:sz w:val="18"/>
               </w:rPr>
-              <w:t>98.00</w:t>
+              <w:t>108.80</w:t>
             </w:r>
           </w:p>
         </w:tc>
@@ -3540,7 +3540,7 @@
                 <w:color w:val="1C3A36"/>
                 <w:sz w:val="18"/>
               </w:rPr>
-              <w:t>68.2%</w:t>
+              <w:t>71.1%</w:t>
             </w:r>
           </w:p>
         </w:tc>
@@ -3711,7 +3711,7 @@
                 <w:color w:val="1C3A36"/>
                 <w:sz w:val="18"/>
               </w:rPr>
-              <w:t>31,993</w:t>
+              <w:t>34,811</w:t>
             </w:r>
           </w:p>
         </w:tc>
@@ -3731,7 +3731,7 @@
                 <w:color w:val="1C3A36"/>
                 <w:sz w:val="18"/>
               </w:rPr>
-              <w:t>122.67</w:t>
+              <w:t>133.47</w:t>
             </w:r>
           </w:p>
         </w:tc>
@@ -3808,7 +3808,7 @@
           <w:color w:val="6E7B77"/>
           <w:sz w:val="17"/>
         </w:rPr>
-        <w:t>Table 3 — The bridge. Net cash is ADDED, because this company holds more cash than debt, and the minority is deducted from EQUITY value rather than from enterprise value, on the share of profit the subsidiaries actually earn. A reviewer proposed EGP 2,008 million instead, 8% of enterprise value; on that reading the shares are worth EGP 115.43 rather than EGP 122.67, and the reasoning behind the adopted figure is in the input register. Terminal value is 68% of enterprise value.</w:t>
+        <w:t>Table 3 — The bridge. Net cash is ADDED, because this company holds more cash than debt, and the minority is deducted from EQUITY value rather than from enterprise value, on the share of profit the subsidiaries actually earn. A reviewer proposed EGP 2,008 million instead, 7% of enterprise value; on that reading the shares are worth EGP 126.23 rather than EGP 133.47, and the reasoning behind the adopted figure is in the input register. Terminal value is 71% of enterprise value.</w:t>
       </w:r>
     </w:p>
     <w:p>
@@ -3898,7 +3898,7 @@
                 <w:color w:val="1C3A36"/>
                 <w:sz w:val="19"/>
               </w:rPr>
-              <w:t>Terminal return on capital of 19.9% sits BELOW the terminal cost of capital of 17.4%. Every extra point of perpetual growth must be bought with reinvestment that earns less than it costs, so raising terminal growth from 3% to 7% LOWERS fair value, from EGP 102.66 to EGP 122.67. That is not a modelling artefact; it is the correct reading of a mature plant in an oversupplied market. This company creates value by harvesting and distributing, not by growing.</w:t>
+              <w:t>Terminal return on capital of 19.9% sits BELOW the terminal cost of capital of 16.2%. Every extra point of perpetual growth must be bought with reinvestment that earns less than it costs, so raising terminal growth from 3% to 7% LOWERS fair value, from EGP 108.40 to EGP 133.47. That is not a modelling artefact; it is the correct reading of a mature plant in an oversupplied market. This company creates value by harvesting and distributing, not by growing.</w:t>
             </w:r>
           </w:p>
         </w:tc>
@@ -5517,7 +5517,7 @@
           <w:color w:val="1C3A36"/>
           <w:sz w:val="21"/>
         </w:rPr>
-        <w:t>The lenses do not agree, and the disagreement is PUBLISHED rather than smoothed. The cash-flow lens is the answer for this class of company, at EGP 122.67. The replacement-cost read, which asks only what the plant itself is worth, lands at EGP 94.23. The enterprise multiple lands at EGP 62.11 and is the weakest of them, because the Egyptian listed peer set is two names and neither publishes an EBITDA series this study could measure a multiple from. Book value is a disclosed floor at EGP 27.12 and is never weighted into anything. The market price of EGP 100.50 sits between the multiple and the cash-flow answer.</w:t>
+        <w:t>The lenses do not agree, and the disagreement is PUBLISHED rather than smoothed. The cash-flow lens is the answer for this class of company, at EGP 133.47. The replacement-cost read, which asks only what the plant itself is worth, lands at EGP 94.23. The enterprise multiple lands at EGP 62.11 and is the weakest of them, because the Egyptian listed peer set is two names and neither publishes an EBITDA series this study could measure a multiple from. Book value is a disclosed floor at EGP 27.12 and is never weighted into anything. The market price of EGP 100.50 sits between the multiple and the cash-flow answer.</w:t>
       </w:r>
     </w:p>
     <w:p>
@@ -5531,7 +5531,7 @@
           <w:color w:val="1C3A36"/>
           <w:sz w:val="21"/>
         </w:rPr>
-        <w:t>An earlier edition averaged four reads at typed weights and published the average. That blend would read EGP 95.67 here. It is retired: weights that were chosen, written down and inherited are free parameters that have never cleared an out-of-sample test, and a number produced by averaging several methods is not more robust than the best of them — it is a new method, importing every weakness of the weakest lens at whatever weight somebody typed. A normalised-earnings read (EGP 70.48) carried 23% of that blend and is dropped entirely: on a single-asset plant whose margin is an output of how hard the kilns run, there is no mid-cycle earnings level the cash-flow lens does not already carry.</w:t>
+        <w:t>An earlier edition averaged four reads at typed weights and published the average. That blend would read EGP 100.86 here. It is retired: weights that were chosen, written down and inherited are free parameters that have never cleared an out-of-sample test, and a number produced by averaging several methods is not more robust than the best of them — it is a new method, importing every weakness of the weakest lens at whatever weight somebody typed. A normalised-earnings read (EGP 70.48) carried 23% of that blend and is dropped entirely: on a single-asset plant whose margin is an output of how hard the kilns run, there is no mid-cycle earnings level the cash-flow lens does not already carry.</w:t>
       </w:r>
     </w:p>
     <w:tbl>
@@ -5716,7 +5716,7 @@
                 <w:color w:val="1C3A36"/>
                 <w:sz w:val="18"/>
               </w:rPr>
-              <w:t>22.29</w:t>
+              <w:t>22.24</w:t>
             </w:r>
           </w:p>
         </w:tc>
@@ -5736,7 +5736,7 @@
                 <w:color w:val="1C3A36"/>
                 <w:sz w:val="18"/>
               </w:rPr>
-              <w:t>122.67</w:t>
+              <w:t>133.47</w:t>
             </w:r>
           </w:p>
         </w:tc>
@@ -5756,7 +5756,7 @@
                 <w:color w:val="1C3A36"/>
                 <w:sz w:val="18"/>
               </w:rPr>
-              <w:t>122.67</w:t>
+              <w:t>133.47</w:t>
             </w:r>
           </w:p>
         </w:tc>
@@ -6178,7 +6178,7 @@
                 <w:color w:val="1C3A36"/>
                 <w:sz w:val="18"/>
               </w:rPr>
-              <w:t>95.67</w:t>
+              <w:t>100.86</w:t>
             </w:r>
           </w:p>
         </w:tc>
@@ -9410,7 +9410,7 @@
                 <w:color w:val="1C3A36"/>
                 <w:sz w:val="18"/>
               </w:rPr>
-              <w:t>10.50%</w:t>
+              <w:t>9.00%</w:t>
             </w:r>
           </w:p>
         </w:tc>
@@ -9520,7 +9520,7 @@
                 <w:color w:val="1C3A36"/>
                 <w:sz w:val="18"/>
               </w:rPr>
-              <w:t>10.50%</w:t>
+              <w:t>9.00%</w:t>
             </w:r>
           </w:p>
         </w:tc>
@@ -9685,7 +9685,7 @@
                 <w:color w:val="1C3A36"/>
                 <w:sz w:val="18"/>
               </w:rPr>
-              <w:t>18.82%</w:t>
+              <w:t>17.32%</w:t>
             </w:r>
           </w:p>
         </w:tc>
@@ -9850,7 +9850,7 @@
                 <w:color w:val="1C3A36"/>
                 <w:sz w:val="18"/>
               </w:rPr>
-              <w:t>17.38%</w:t>
+              <w:t>16.18%</w:t>
             </w:r>
           </w:p>
         </w:tc>
@@ -10137,7 +10137,7 @@
                 <w:color w:val="1C3A36"/>
                 <w:sz w:val="18"/>
               </w:rPr>
-              <w:t>157.90</w:t>
+              <w:t>179.76</w:t>
             </w:r>
           </w:p>
         </w:tc>
@@ -10155,7 +10155,7 @@
                 <w:color w:val="1C3A36"/>
                 <w:sz w:val="18"/>
               </w:rPr>
-              <w:t>156.86</w:t>
+              <w:t>178.32</w:t>
             </w:r>
           </w:p>
         </w:tc>
@@ -10173,7 +10173,7 @@
                 <w:color w:val="1C3A36"/>
                 <w:sz w:val="18"/>
               </w:rPr>
-              <w:t>137.22</w:t>
+              <w:t>152.06</w:t>
             </w:r>
           </w:p>
         </w:tc>
@@ -10191,7 +10191,7 @@
                 <w:color w:val="1C3A36"/>
                 <w:sz w:val="18"/>
               </w:rPr>
-              <w:t>122.67</w:t>
+              <w:t>133.47</w:t>
             </w:r>
           </w:p>
         </w:tc>
@@ -10209,7 +10209,7 @@
                 <w:color w:val="1C3A36"/>
                 <w:sz w:val="18"/>
               </w:rPr>
-              <w:t>106.77</w:t>
+              <w:t>113.96</w:t>
             </w:r>
           </w:p>
         </w:tc>
@@ -10480,7 +10480,7 @@
                 <w:color w:val="1C3A36"/>
                 <w:sz w:val="18"/>
               </w:rPr>
-              <w:t>105.27</w:t>
+              <w:t>111.25</w:t>
             </w:r>
           </w:p>
         </w:tc>
@@ -10498,7 +10498,7 @@
                 <w:color w:val="1C3A36"/>
                 <w:sz w:val="18"/>
               </w:rPr>
-              <w:t>109.31</w:t>
+              <w:t>116.16</w:t>
             </w:r>
           </w:p>
         </w:tc>
@@ -10516,7 +10516,7 @@
                 <w:color w:val="1C3A36"/>
                 <w:sz w:val="18"/>
               </w:rPr>
-              <w:t>113.99</w:t>
+              <w:t>121.95</w:t>
             </w:r>
           </w:p>
         </w:tc>
@@ -10534,7 +10534,7 @@
                 <w:color w:val="1C3A36"/>
                 <w:sz w:val="18"/>
               </w:rPr>
-              <w:t>119.49</w:t>
+              <w:t>128.86</w:t>
             </w:r>
           </w:p>
         </w:tc>
@@ -10552,7 +10552,7 @@
                 <w:color w:val="1C3A36"/>
                 <w:sz w:val="18"/>
               </w:rPr>
-              <w:t>126.06</w:t>
+              <w:t>137.29</w:t>
             </w:r>
           </w:p>
         </w:tc>
@@ -10589,7 +10589,7 @@
                 <w:color w:val="1C3A36"/>
                 <w:sz w:val="18"/>
               </w:rPr>
-              <w:t>103.95</w:t>
+              <w:t>109.81</w:t>
             </w:r>
           </w:p>
         </w:tc>
@@ -10607,7 +10607,7 @@
                 <w:color w:val="1C3A36"/>
                 <w:sz w:val="18"/>
               </w:rPr>
-              <w:t>107.91</w:t>
+              <w:t>114.63</w:t>
             </w:r>
           </w:p>
         </w:tc>
@@ -10625,7 +10625,7 @@
                 <w:color w:val="1C3A36"/>
                 <w:sz w:val="18"/>
               </w:rPr>
-              <w:t>112.50</w:t>
+              <w:t>120.30</w:t>
             </w:r>
           </w:p>
         </w:tc>
@@ -10643,7 +10643,7 @@
                 <w:color w:val="1C3A36"/>
                 <w:sz w:val="18"/>
               </w:rPr>
-              <w:t>117.90</w:t>
+              <w:t>127.09</w:t>
             </w:r>
           </w:p>
         </w:tc>
@@ -10661,7 +10661,7 @@
                 <w:color w:val="1C3A36"/>
                 <w:sz w:val="18"/>
               </w:rPr>
-              <w:t>124.34</w:t>
+              <w:t>135.36</w:t>
             </w:r>
           </w:p>
         </w:tc>
@@ -10698,7 +10698,7 @@
                 <w:color w:val="1C3A36"/>
                 <w:sz w:val="18"/>
               </w:rPr>
-              <w:t>102.66</w:t>
+              <w:t>108.40</w:t>
             </w:r>
           </w:p>
         </w:tc>
@@ -10716,7 +10716,7 @@
                 <w:color w:val="1C3A36"/>
                 <w:sz w:val="18"/>
               </w:rPr>
-              <w:t>106.54</w:t>
+              <w:t>113.13</w:t>
             </w:r>
           </w:p>
         </w:tc>
@@ -10734,7 +10734,7 @@
                 <w:color w:val="1C3A36"/>
                 <w:sz w:val="18"/>
               </w:rPr>
-              <w:t>111.05</w:t>
+              <w:t>118.70</w:t>
             </w:r>
           </w:p>
         </w:tc>
@@ -10752,7 +10752,7 @@
                 <w:color w:val="1C3A36"/>
                 <w:sz w:val="18"/>
               </w:rPr>
-              <w:t>116.35</w:t>
+              <w:t>125.36</w:t>
             </w:r>
           </w:p>
         </w:tc>
@@ -10770,7 +10770,7 @@
                 <w:color w:val="1C3A36"/>
                 <w:sz w:val="18"/>
               </w:rPr>
-              <w:t>122.67</w:t>
+              <w:t>133.47</w:t>
             </w:r>
           </w:p>
         </w:tc>
@@ -10807,7 +10807,7 @@
                 <w:color w:val="1C3A36"/>
                 <w:sz w:val="18"/>
               </w:rPr>
-              <w:t>101.40</w:t>
+              <w:t>107.03</w:t>
             </w:r>
           </w:p>
         </w:tc>
@@ -10825,7 +10825,7 @@
                 <w:color w:val="1C3A36"/>
                 <w:sz w:val="18"/>
               </w:rPr>
-              <w:t>105.21</w:t>
+              <w:t>111.67</w:t>
             </w:r>
           </w:p>
         </w:tc>
@@ -10843,7 +10843,7 @@
                 <w:color w:val="1C3A36"/>
                 <w:sz w:val="18"/>
               </w:rPr>
-              <w:t>109.64</w:t>
+              <w:t>117.14</w:t>
             </w:r>
           </w:p>
         </w:tc>
@@ -10861,7 +10861,7 @@
                 <w:color w:val="1C3A36"/>
                 <w:sz w:val="18"/>
               </w:rPr>
-              <w:t>114.84</w:t>
+              <w:t>123.68</w:t>
             </w:r>
           </w:p>
         </w:tc>
@@ -10879,7 +10879,7 @@
                 <w:color w:val="1C3A36"/>
                 <w:sz w:val="18"/>
               </w:rPr>
-              <w:t>121.04</w:t>
+              <w:t>131.64</w:t>
             </w:r>
           </w:p>
         </w:tc>
@@ -10916,7 +10916,7 @@
                 <w:color w:val="1C3A36"/>
                 <w:sz w:val="18"/>
               </w:rPr>
-              <w:t>100.17</w:t>
+              <w:t>105.70</w:t>
             </w:r>
           </w:p>
         </w:tc>
@@ -10934,7 +10934,7 @@
                 <w:color w:val="1C3A36"/>
                 <w:sz w:val="18"/>
               </w:rPr>
-              <w:t>103.91</w:t>
+              <w:t>110.25</w:t>
             </w:r>
           </w:p>
         </w:tc>
@@ -10952,7 +10952,7 @@
                 <w:color w:val="1C3A36"/>
                 <w:sz w:val="18"/>
               </w:rPr>
-              <w:t>108.26</w:t>
+              <w:t>115.62</w:t>
             </w:r>
           </w:p>
         </w:tc>
@@ -10970,7 +10970,7 @@
                 <w:color w:val="1C3A36"/>
                 <w:sz w:val="18"/>
               </w:rPr>
-              <w:t>113.36</w:t>
+              <w:t>122.03</w:t>
             </w:r>
           </w:p>
         </w:tc>
@@ -10988,7 +10988,7 @@
                 <w:color w:val="1C3A36"/>
                 <w:sz w:val="18"/>
               </w:rPr>
-              <w:t>119.45</w:t>
+              <w:t>129.85</w:t>
             </w:r>
           </w:p>
         </w:tc>
@@ -11191,7 +11191,7 @@
                 <w:color w:val="1C3A36"/>
                 <w:sz w:val="18"/>
               </w:rPr>
-              <w:t>116.92</w:t>
+              <w:t>127.72</w:t>
             </w:r>
           </w:p>
         </w:tc>
@@ -11209,7 +11209,7 @@
                 <w:color w:val="1C3A36"/>
                 <w:sz w:val="18"/>
               </w:rPr>
-              <w:t>119.79</w:t>
+              <w:t>130.60</w:t>
             </w:r>
           </w:p>
         </w:tc>
@@ -11227,7 +11227,7 @@
                 <w:color w:val="1C3A36"/>
                 <w:sz w:val="18"/>
               </w:rPr>
-              <w:t>122.67</w:t>
+              <w:t>133.47</w:t>
             </w:r>
           </w:p>
         </w:tc>
@@ -11245,7 +11245,7 @@
                 <w:color w:val="1C3A36"/>
                 <w:sz w:val="18"/>
               </w:rPr>
-              <w:t>125.54</w:t>
+              <w:t>136.35</w:t>
             </w:r>
           </w:p>
         </w:tc>
@@ -11263,7 +11263,7 @@
                 <w:color w:val="1C3A36"/>
                 <w:sz w:val="18"/>
               </w:rPr>
-              <w:t>128.42</w:t>
+              <w:t>139.22</w:t>
             </w:r>
           </w:p>
         </w:tc>
@@ -11466,7 +11466,7 @@
                 <w:color w:val="1C3A36"/>
                 <w:sz w:val="18"/>
               </w:rPr>
-              <w:t>109.26</w:t>
+              <w:t>118.61</w:t>
             </w:r>
           </w:p>
         </w:tc>
@@ -11484,7 +11484,7 @@
                 <w:color w:val="1C3A36"/>
                 <w:sz w:val="18"/>
               </w:rPr>
-              <w:t>115.96</w:t>
+              <w:t>126.04</w:t>
             </w:r>
           </w:p>
         </w:tc>
@@ -11502,7 +11502,7 @@
                 <w:color w:val="1C3A36"/>
                 <w:sz w:val="18"/>
               </w:rPr>
-              <w:t>122.67</w:t>
+              <w:t>133.47</w:t>
             </w:r>
           </w:p>
         </w:tc>
@@ -11520,7 +11520,7 @@
                 <w:color w:val="1C3A36"/>
                 <w:sz w:val="18"/>
               </w:rPr>
-              <w:t>129.37</w:t>
+              <w:t>140.90</w:t>
             </w:r>
           </w:p>
         </w:tc>
@@ -11538,7 +11538,7 @@
                 <w:color w:val="1C3A36"/>
                 <w:sz w:val="18"/>
               </w:rPr>
-              <w:t>136.08</w:t>
+              <w:t>148.33</w:t>
             </w:r>
           </w:p>
         </w:tc>
@@ -12481,7 +12481,7 @@
                 <w:color w:val="1C3A36"/>
                 <w:sz w:val="18"/>
               </w:rPr>
-              <w:t>122.67</w:t>
+              <w:t>133.47</w:t>
             </w:r>
           </w:p>
         </w:tc>
@@ -12499,7 +12499,7 @@
                 <w:color w:val="1C3A36"/>
                 <w:sz w:val="18"/>
               </w:rPr>
-              <w:t>+22.1%</w:t>
+              <w:t>+32.8%</w:t>
             </w:r>
           </w:p>
         </w:tc>
@@ -13247,7 +13247,7 @@
                 <w:color w:val="1C3A36"/>
                 <w:sz w:val="18"/>
               </w:rPr>
-              <w:t>94.23 – 122.67</w:t>
+              <w:t>94.23 – 133.47</w:t>
             </w:r>
           </w:p>
         </w:tc>
@@ -13302,7 +13302,7 @@
                 <w:color w:val="1C3A36"/>
                 <w:sz w:val="18"/>
               </w:rPr>
-              <w:t>over 122.67</w:t>
+              <w:t>over 133.47</w:t>
             </w:r>
           </w:p>
         </w:tc>
@@ -18800,7 +18800,7 @@
           <w:color w:val="1C3A36"/>
           <w:sz w:val="21"/>
         </w:rPr>
-        <w:t>Starts from the balance sheet. Net cash of EGP 6.6bn is 25% of the market capitalisation and 20% of fair equity value. Terminal return on capital of 19.9% sits below the 17.4% cost of capital, so growth destroys value and the right policy is to harvest and distribute.</w:t>
+        <w:t>Starts from the balance sheet. Net cash of EGP 6.6bn is 25% of the market capitalisation and 19% of fair equity value. Terminal return on capital of 19.9% sits below the 16.2% cost of capital, so growth destroys value and the right policy is to harvest and distribute.</w:t>
       </w:r>
     </w:p>
     <w:p>
